--- a/physics_course/word/lesson27.docx
+++ b/physics_course/word/lesson27.docx
@@ -21,322 +21,7 @@
         <w:rPr>
           <w:sz w:val="24"/>
         </w:rPr>
-        <w:t>ข้อ p3_l27_001: นิวเคลียสของอะตอมประกอบด้วยอนุภาคใด?</w:t>
-      </w:r>
-    </w:p>
-    <w:p>
-      <w:pPr>
-        <w:pStyle w:val="ListBullet"/>
-        <w:ind w:left="720"/>
-      </w:pPr>
-      <w:r>
-        <w:t xml:space="preserve">    ก</w:t>
-      </w:r>
-    </w:p>
-    <w:p>
-      <w:pPr>
-        <w:pStyle w:val="ListBullet"/>
-        <w:ind w:left="720"/>
-      </w:pPr>
-      <w:r>
-        <w:t xml:space="preserve">    ข</w:t>
-      </w:r>
-    </w:p>
-    <w:p>
-      <w:pPr>
-        <w:pStyle w:val="ListBullet"/>
-        <w:ind w:left="720"/>
-      </w:pPr>
-      <w:r>
-        <w:t xml:space="preserve">    ค</w:t>
-      </w:r>
-    </w:p>
-    <w:p>
-      <w:pPr>
-        <w:pStyle w:val="ListBullet"/>
-        <w:ind w:left="720"/>
-      </w:pPr>
-      <w:r>
-        <w:t xml:space="preserve">    ง</w:t>
-      </w:r>
-    </w:p>
-    <w:p/>
-    <w:p>
-      <w:r>
-        <w:rPr>
-          <w:sz w:val="24"/>
-        </w:rPr>
-        <w:t>ข้อ p3_l27_002: ไอโซโทป (Isotope) คืออะตอมที่มีอะไรเหมือนกันแต่ต่างกัน?</w:t>
-      </w:r>
-    </w:p>
-    <w:p>
-      <w:pPr>
-        <w:pStyle w:val="ListBullet"/>
-        <w:ind w:left="720"/>
-      </w:pPr>
-      <w:r>
-        <w:t xml:space="preserve">    ก</w:t>
-      </w:r>
-    </w:p>
-    <w:p>
-      <w:pPr>
-        <w:pStyle w:val="ListBullet"/>
-        <w:ind w:left="720"/>
-      </w:pPr>
-      <w:r>
-        <w:t xml:space="preserve">    ข</w:t>
-      </w:r>
-    </w:p>
-    <w:p>
-      <w:pPr>
-        <w:pStyle w:val="ListBullet"/>
-        <w:ind w:left="720"/>
-      </w:pPr>
-      <w:r>
-        <w:t xml:space="preserve">    ค</w:t>
-      </w:r>
-    </w:p>
-    <w:p>
-      <w:pPr>
-        <w:pStyle w:val="ListBullet"/>
-        <w:ind w:left="720"/>
-      </w:pPr>
-      <w:r>
-        <w:t xml:space="preserve">    ง</w:t>
-      </w:r>
-    </w:p>
-    <w:p/>
-    <w:p>
-      <w:r>
-        <w:rPr>
-          <w:sz w:val="24"/>
-        </w:rPr>
-        <w:t>ข้อ p3_l27_003: การสลายตัวแบบแอลฟา (α) คืออะไร?</w:t>
-      </w:r>
-    </w:p>
-    <w:p>
-      <w:pPr>
-        <w:pStyle w:val="ListBullet"/>
-        <w:ind w:left="720"/>
-      </w:pPr>
-      <w:r>
-        <w:t xml:space="preserve">    ก</w:t>
-      </w:r>
-    </w:p>
-    <w:p>
-      <w:pPr>
-        <w:pStyle w:val="ListBullet"/>
-        <w:ind w:left="720"/>
-      </w:pPr>
-      <w:r>
-        <w:t xml:space="preserve">    ข</w:t>
-      </w:r>
-    </w:p>
-    <w:p>
-      <w:pPr>
-        <w:pStyle w:val="ListBullet"/>
-        <w:ind w:left="720"/>
-      </w:pPr>
-      <w:r>
-        <w:t xml:space="preserve">    ค</w:t>
-      </w:r>
-    </w:p>
-    <w:p>
-      <w:pPr>
-        <w:pStyle w:val="ListBullet"/>
-        <w:ind w:left="720"/>
-      </w:pPr>
-      <w:r>
-        <w:t xml:space="preserve">    ง</w:t>
-      </w:r>
-    </w:p>
-    <w:p/>
-    <w:p>
-      <w:r>
-        <w:rPr>
-          <w:sz w:val="24"/>
-        </w:rPr>
-        <w:t>ข้อ p3_l27_004: การสลายตัวแบบเบต้า (β) แบ่งออกเป็นกี่ชนิด?</w:t>
-      </w:r>
-    </w:p>
-    <w:p>
-      <w:pPr>
-        <w:pStyle w:val="ListBullet"/>
-        <w:ind w:left="720"/>
-      </w:pPr>
-      <w:r>
-        <w:t xml:space="preserve">    ก</w:t>
-      </w:r>
-    </w:p>
-    <w:p>
-      <w:pPr>
-        <w:pStyle w:val="ListBullet"/>
-        <w:ind w:left="720"/>
-      </w:pPr>
-      <w:r>
-        <w:t xml:space="preserve">    ข</w:t>
-      </w:r>
-    </w:p>
-    <w:p>
-      <w:pPr>
-        <w:pStyle w:val="ListBullet"/>
-        <w:ind w:left="720"/>
-      </w:pPr>
-      <w:r>
-        <w:t xml:space="preserve">    ค</w:t>
-      </w:r>
-    </w:p>
-    <w:p>
-      <w:pPr>
-        <w:pStyle w:val="ListBullet"/>
-        <w:ind w:left="720"/>
-      </w:pPr>
-      <w:r>
-        <w:t xml:space="preserve">    ง</w:t>
-      </w:r>
-    </w:p>
-    <w:p/>
-    <w:p>
-      <w:r>
-        <w:rPr>
-          <w:sz w:val="24"/>
-        </w:rPr>
-        <w:t>ข้อ p3_l27_005: การสลายตัวแบบแกมมา (γ) คืออะไร?</w:t>
-      </w:r>
-    </w:p>
-    <w:p>
-      <w:pPr>
-        <w:pStyle w:val="ListBullet"/>
-        <w:ind w:left="720"/>
-      </w:pPr>
-      <w:r>
-        <w:t xml:space="preserve">    ก</w:t>
-      </w:r>
-    </w:p>
-    <w:p>
-      <w:pPr>
-        <w:pStyle w:val="ListBullet"/>
-        <w:ind w:left="720"/>
-      </w:pPr>
-      <w:r>
-        <w:t xml:space="preserve">    ข</w:t>
-      </w:r>
-    </w:p>
-    <w:p>
-      <w:pPr>
-        <w:pStyle w:val="ListBullet"/>
-        <w:ind w:left="720"/>
-      </w:pPr>
-      <w:r>
-        <w:t xml:space="preserve">    ค</w:t>
-      </w:r>
-    </w:p>
-    <w:p>
-      <w:pPr>
-        <w:pStyle w:val="ListBullet"/>
-        <w:ind w:left="720"/>
-      </w:pPr>
-      <w:r>
-        <w:t xml:space="preserve">    ง</w:t>
-      </w:r>
-    </w:p>
-    <w:p/>
-    <w:p>
-      <w:r>
-        <w:rPr>
-          <w:sz w:val="24"/>
-        </w:rPr>
-        <w:t>ข้อ p3_l27_006: ครึ่งชีวิต (half-life) ของสารกัมมันตรังสีคืออะไร?</w:t>
-      </w:r>
-    </w:p>
-    <w:p>
-      <w:pPr>
-        <w:pStyle w:val="ListBullet"/>
-        <w:ind w:left="720"/>
-      </w:pPr>
-      <w:r>
-        <w:t xml:space="preserve">    ก</w:t>
-      </w:r>
-    </w:p>
-    <w:p>
-      <w:pPr>
-        <w:pStyle w:val="ListBullet"/>
-        <w:ind w:left="720"/>
-      </w:pPr>
-      <w:r>
-        <w:t xml:space="preserve">    ข</w:t>
-      </w:r>
-    </w:p>
-    <w:p>
-      <w:pPr>
-        <w:pStyle w:val="ListBullet"/>
-        <w:ind w:left="720"/>
-      </w:pPr>
-      <w:r>
-        <w:t xml:space="preserve">    ค</w:t>
-      </w:r>
-    </w:p>
-    <w:p>
-      <w:pPr>
-        <w:pStyle w:val="ListBullet"/>
-        <w:ind w:left="720"/>
-      </w:pPr>
-      <w:r>
-        <w:t xml:space="preserve">    ง</w:t>
-      </w:r>
-    </w:p>
-    <w:p/>
-    <w:p>
-      <w:r>
-        <w:rPr>
-          <w:sz w:val="24"/>
-        </w:rPr>
-        <w:t>ข้อ p3_l27_007: กฎการสลายตัวของสารกัมมันตรังสี N = N₀e^(-λt) โดย λ คืออะไร?</w:t>
-      </w:r>
-    </w:p>
-    <w:p>
-      <w:pPr>
-        <w:pStyle w:val="ListBullet"/>
-        <w:ind w:left="720"/>
-      </w:pPr>
-      <w:r>
-        <w:t xml:space="preserve">    ก</w:t>
-      </w:r>
-    </w:p>
-    <w:p>
-      <w:pPr>
-        <w:pStyle w:val="ListBullet"/>
-        <w:ind w:left="720"/>
-      </w:pPr>
-      <w:r>
-        <w:t xml:space="preserve">    ข</w:t>
-      </w:r>
-    </w:p>
-    <w:p>
-      <w:pPr>
-        <w:pStyle w:val="ListBullet"/>
-        <w:ind w:left="720"/>
-      </w:pPr>
-      <w:r>
-        <w:t xml:space="preserve">    ค</w:t>
-      </w:r>
-    </w:p>
-    <w:p>
-      <w:pPr>
-        <w:pStyle w:val="ListBullet"/>
-        <w:ind w:left="720"/>
-      </w:pPr>
-      <w:r>
-        <w:t xml:space="preserve">    ง</w:t>
-      </w:r>
-    </w:p>
-    <w:p/>
-    <w:p>
-      <w:r>
-        <w:rPr>
-          <w:sz w:val="24"/>
-        </w:rPr>
-        <w:t>ข้อ p3_l27_008: การหาอายุด้วยคาร์บอน-14 ใช้หลักการอะไร?</w:t>
+        <w:t>1. นิวเคลียสของอะตอมประกอบด้วยอนุภาคใด?</w:t>
       </w:r>
     </w:p>
     <w:p>
@@ -352,7 +37,7 @@
               <a:graphicData uri="http://schemas.openxmlformats.org/drawingml/2006/picture">
                 <pic:pic>
                   <pic:nvPicPr>
-                    <pic:cNvPr id="0" name="physics_img_q3_l27_008.png"/>
+                    <pic:cNvPr id="0" name="physics_img_1.png"/>
                     <pic:cNvPicPr/>
                   </pic:nvPicPr>
                   <pic:blipFill>
@@ -378,38 +63,34 @@
     <w:p/>
     <w:p>
       <w:pPr>
-        <w:pStyle w:val="ListBullet"/>
         <w:ind w:left="720"/>
       </w:pPr>
       <w:r>
-        <w:t xml:space="preserve">    ก</w:t>
+        <w:t xml:space="preserve">    1. ก</w:t>
       </w:r>
     </w:p>
     <w:p>
       <w:pPr>
-        <w:pStyle w:val="ListBullet"/>
         <w:ind w:left="720"/>
       </w:pPr>
       <w:r>
-        <w:t xml:space="preserve">    ข</w:t>
+        <w:t xml:space="preserve">    2. ข</w:t>
       </w:r>
     </w:p>
     <w:p>
       <w:pPr>
-        <w:pStyle w:val="ListBullet"/>
         <w:ind w:left="720"/>
       </w:pPr>
       <w:r>
-        <w:t xml:space="preserve">    ค</w:t>
+        <w:t xml:space="preserve">    3. ค</w:t>
       </w:r>
     </w:p>
     <w:p>
       <w:pPr>
-        <w:pStyle w:val="ListBullet"/>
         <w:ind w:left="720"/>
       </w:pPr>
       <w:r>
-        <w:t xml:space="preserve">    ง</w:t>
+        <w:t xml:space="preserve">    4. ง</w:t>
       </w:r>
     </w:p>
     <w:p/>
@@ -418,7 +99,130 @@
         <w:rPr>
           <w:sz w:val="24"/>
         </w:rPr>
-        <w:t>ข้อ p3_l27_009: พลังงานยึดเหนี่ยวนิวเคลียร์ (nuclear binding energy) คืออะไร?</w:t>
+        <w:t>2. ไอโซโทป (Isotope) คืออะตอมที่มีอะไรเหมือนกันแต่ต่างกัน?</w:t>
+      </w:r>
+    </w:p>
+    <w:p>
+      <w:pPr>
+        <w:ind w:left="720"/>
+      </w:pPr>
+      <w:r>
+        <w:t xml:space="preserve">    1. ก</w:t>
+      </w:r>
+    </w:p>
+    <w:p>
+      <w:pPr>
+        <w:ind w:left="720"/>
+      </w:pPr>
+      <w:r>
+        <w:t xml:space="preserve">    2. ข</w:t>
+      </w:r>
+    </w:p>
+    <w:p>
+      <w:pPr>
+        <w:ind w:left="720"/>
+      </w:pPr>
+      <w:r>
+        <w:t xml:space="preserve">    3. ค</w:t>
+      </w:r>
+    </w:p>
+    <w:p>
+      <w:pPr>
+        <w:ind w:left="720"/>
+      </w:pPr>
+      <w:r>
+        <w:t xml:space="preserve">    4. ง</w:t>
+      </w:r>
+    </w:p>
+    <w:p/>
+    <w:p>
+      <w:r>
+        <w:rPr>
+          <w:sz w:val="24"/>
+        </w:rPr>
+        <w:t>3. การสลายตัวแบบแอลฟา (α) คืออะไร?</w:t>
+      </w:r>
+    </w:p>
+    <w:p>
+      <w:pPr>
+        <w:ind w:left="720"/>
+      </w:pPr>
+      <w:r>
+        <w:t xml:space="preserve">    1. ก</w:t>
+      </w:r>
+    </w:p>
+    <w:p>
+      <w:pPr>
+        <w:ind w:left="720"/>
+      </w:pPr>
+      <w:r>
+        <w:t xml:space="preserve">    2. ข</w:t>
+      </w:r>
+    </w:p>
+    <w:p>
+      <w:pPr>
+        <w:ind w:left="720"/>
+      </w:pPr>
+      <w:r>
+        <w:t xml:space="preserve">    3. ค</w:t>
+      </w:r>
+    </w:p>
+    <w:p>
+      <w:pPr>
+        <w:ind w:left="720"/>
+      </w:pPr>
+      <w:r>
+        <w:t xml:space="preserve">    4. ง</w:t>
+      </w:r>
+    </w:p>
+    <w:p/>
+    <w:p>
+      <w:r>
+        <w:rPr>
+          <w:sz w:val="24"/>
+        </w:rPr>
+        <w:t>4. การสลายตัวแบบเบต้า (β) แบ่งออกเป็นกี่ชนิด?</w:t>
+      </w:r>
+    </w:p>
+    <w:p>
+      <w:pPr>
+        <w:ind w:left="720"/>
+      </w:pPr>
+      <w:r>
+        <w:t xml:space="preserve">    1. ก</w:t>
+      </w:r>
+    </w:p>
+    <w:p>
+      <w:pPr>
+        <w:ind w:left="720"/>
+      </w:pPr>
+      <w:r>
+        <w:t xml:space="preserve">    2. ข</w:t>
+      </w:r>
+    </w:p>
+    <w:p>
+      <w:pPr>
+        <w:ind w:left="720"/>
+      </w:pPr>
+      <w:r>
+        <w:t xml:space="preserve">    3. ค</w:t>
+      </w:r>
+    </w:p>
+    <w:p>
+      <w:pPr>
+        <w:ind w:left="720"/>
+      </w:pPr>
+      <w:r>
+        <w:t xml:space="preserve">    4. ง</w:t>
+      </w:r>
+    </w:p>
+    <w:p/>
+    <w:p>
+      <w:r>
+        <w:rPr>
+          <w:sz w:val="24"/>
+        </w:rPr>
+        <w:t>5. การสลายตัวแบบแกมมา (γ) คืออะไร?</w:t>
       </w:r>
     </w:p>
     <w:p>
@@ -434,7 +238,7 @@
               <a:graphicData uri="http://schemas.openxmlformats.org/drawingml/2006/picture">
                 <pic:pic>
                   <pic:nvPicPr>
-                    <pic:cNvPr id="0" name="physics_img_q3_l27_009.png"/>
+                    <pic:cNvPr id="0" name="physics_img_5.png"/>
                     <pic:cNvPicPr/>
                   </pic:nvPicPr>
                   <pic:blipFill>
@@ -460,38 +264,34 @@
     <w:p/>
     <w:p>
       <w:pPr>
-        <w:pStyle w:val="ListBullet"/>
         <w:ind w:left="720"/>
       </w:pPr>
       <w:r>
-        <w:t xml:space="preserve">    ก</w:t>
+        <w:t xml:space="preserve">    1. ก</w:t>
       </w:r>
     </w:p>
     <w:p>
       <w:pPr>
-        <w:pStyle w:val="ListBullet"/>
         <w:ind w:left="720"/>
       </w:pPr>
       <w:r>
-        <w:t xml:space="preserve">    ข</w:t>
+        <w:t xml:space="preserve">    2. ข</w:t>
       </w:r>
     </w:p>
     <w:p>
       <w:pPr>
-        <w:pStyle w:val="ListBullet"/>
         <w:ind w:left="720"/>
       </w:pPr>
       <w:r>
-        <w:t xml:space="preserve">    ค</w:t>
+        <w:t xml:space="preserve">    3. ค</w:t>
       </w:r>
     </w:p>
     <w:p>
       <w:pPr>
-        <w:pStyle w:val="ListBullet"/>
         <w:ind w:left="720"/>
       </w:pPr>
       <w:r>
-        <w:t xml:space="preserve">    ง</w:t>
+        <w:t xml:space="preserve">    4. ง</w:t>
       </w:r>
     </w:p>
     <w:p/>
@@ -500,43 +300,39 @@
         <w:rPr>
           <w:sz w:val="24"/>
         </w:rPr>
-        <w:t>ข้อ p3_l27_010: อนุภาค β⁻ ที่ปล่อยออกมาจากการสลายตัวแบบเบต้าลบ คืออะไร?</w:t>
+        <w:t>6. ครึ่งชีวิต (half-life) ของสารกัมมันตรังสีคืออะไร?</w:t>
       </w:r>
     </w:p>
     <w:p>
       <w:pPr>
-        <w:pStyle w:val="ListBullet"/>
         <w:ind w:left="720"/>
       </w:pPr>
       <w:r>
-        <w:t xml:space="preserve">    ก</w:t>
+        <w:t xml:space="preserve">    1. ก</w:t>
       </w:r>
     </w:p>
     <w:p>
       <w:pPr>
-        <w:pStyle w:val="ListBullet"/>
         <w:ind w:left="720"/>
       </w:pPr>
       <w:r>
-        <w:t xml:space="preserve">    ข</w:t>
+        <w:t xml:space="preserve">    2. ข</w:t>
       </w:r>
     </w:p>
     <w:p>
       <w:pPr>
-        <w:pStyle w:val="ListBullet"/>
         <w:ind w:left="720"/>
       </w:pPr>
       <w:r>
-        <w:t xml:space="preserve">    ค</w:t>
+        <w:t xml:space="preserve">    3. ค</w:t>
       </w:r>
     </w:p>
     <w:p>
       <w:pPr>
-        <w:pStyle w:val="ListBullet"/>
         <w:ind w:left="720"/>
       </w:pPr>
       <w:r>
-        <w:t xml:space="preserve">    ง</w:t>
+        <w:t xml:space="preserve">    4. ง</w:t>
       </w:r>
     </w:p>
     <w:p/>
@@ -545,7 +341,7 @@
         <w:rPr>
           <w:sz w:val="24"/>
         </w:rPr>
-        <w:t>ข้อ p3_l27_011: สารกัมมันตรังสีมีครึ่งชีวิต 6 ชั่วโมง ถ้าเริ่มต้นมี 80 g หลังผ่านไป 18 ชั่วโมง จะเหลือกี่กรัม?</w:t>
+        <w:t>7. กฎการสลายตัวของสารกัมมันตรังสี N = N₀e^(-λt) โดย λ คืออะไร?</w:t>
       </w:r>
     </w:p>
     <w:p>
@@ -561,7 +357,7 @@
               <a:graphicData uri="http://schemas.openxmlformats.org/drawingml/2006/picture">
                 <pic:pic>
                   <pic:nvPicPr>
-                    <pic:cNvPr id="0" name="physics_img_q3_l27_011.png"/>
+                    <pic:cNvPr id="0" name="physics_img_7.png"/>
                     <pic:cNvPicPr/>
                   </pic:nvPicPr>
                   <pic:blipFill>
@@ -587,38 +383,34 @@
     <w:p/>
     <w:p>
       <w:pPr>
-        <w:pStyle w:val="ListBullet"/>
         <w:ind w:left="720"/>
       </w:pPr>
       <w:r>
-        <w:t xml:space="preserve">    ก</w:t>
+        <w:t xml:space="preserve">    1. ก</w:t>
       </w:r>
     </w:p>
     <w:p>
       <w:pPr>
-        <w:pStyle w:val="ListBullet"/>
         <w:ind w:left="720"/>
       </w:pPr>
       <w:r>
-        <w:t xml:space="preserve">    ข</w:t>
+        <w:t xml:space="preserve">    2. ข</w:t>
       </w:r>
     </w:p>
     <w:p>
       <w:pPr>
-        <w:pStyle w:val="ListBullet"/>
         <w:ind w:left="720"/>
       </w:pPr>
       <w:r>
-        <w:t xml:space="preserve">    ค</w:t>
+        <w:t xml:space="preserve">    3. ค</w:t>
       </w:r>
     </w:p>
     <w:p>
       <w:pPr>
-        <w:pStyle w:val="ListBullet"/>
         <w:ind w:left="720"/>
       </w:pPr>
       <w:r>
-        <w:t xml:space="preserve">    ง</w:t>
+        <w:t xml:space="preserve">    4. ง</w:t>
       </w:r>
     </w:p>
     <w:p/>
@@ -627,277 +419,7 @@
         <w:rPr>
           <w:sz w:val="24"/>
         </w:rPr>
-        <w:t>ข้อ p3_l27_012: ค่าคงที่การสลายตัว λ ของไอโซโทปที่มีครึ่งชีวิต 10 วัน มีค่าเท่าใด?</w:t>
-      </w:r>
-    </w:p>
-    <w:p>
-      <w:pPr>
-        <w:pStyle w:val="ListBullet"/>
-        <w:ind w:left="720"/>
-      </w:pPr>
-      <w:r>
-        <w:t xml:space="preserve">    ก</w:t>
-      </w:r>
-    </w:p>
-    <w:p>
-      <w:pPr>
-        <w:pStyle w:val="ListBullet"/>
-        <w:ind w:left="720"/>
-      </w:pPr>
-      <w:r>
-        <w:t xml:space="preserve">    ข</w:t>
-      </w:r>
-    </w:p>
-    <w:p>
-      <w:pPr>
-        <w:pStyle w:val="ListBullet"/>
-        <w:ind w:left="720"/>
-      </w:pPr>
-      <w:r>
-        <w:t xml:space="preserve">    ค</w:t>
-      </w:r>
-    </w:p>
-    <w:p>
-      <w:pPr>
-        <w:pStyle w:val="ListBullet"/>
-        <w:ind w:left="720"/>
-      </w:pPr>
-      <w:r>
-        <w:t xml:space="preserve">    ง</w:t>
-      </w:r>
-    </w:p>
-    <w:p/>
-    <w:p>
-      <w:r>
-        <w:rPr>
-          <w:sz w:val="24"/>
-        </w:rPr>
-        <w:t>ข้อ p3_l27_013: เมื่อนิวเคลียส Y-90 (Z=39, A=90) สลายตัวโดยปล่อย β⁻ ผลที่ได้คือนิวเคลียสใหม่ที่มี Z และ A เท่าใด?</w:t>
-      </w:r>
-    </w:p>
-    <w:p>
-      <w:pPr>
-        <w:pStyle w:val="ListBullet"/>
-        <w:ind w:left="720"/>
-      </w:pPr>
-      <w:r>
-        <w:t xml:space="preserve">    ก</w:t>
-      </w:r>
-    </w:p>
-    <w:p>
-      <w:pPr>
-        <w:pStyle w:val="ListBullet"/>
-        <w:ind w:left="720"/>
-      </w:pPr>
-      <w:r>
-        <w:t xml:space="preserve">    ข</w:t>
-      </w:r>
-    </w:p>
-    <w:p>
-      <w:pPr>
-        <w:pStyle w:val="ListBullet"/>
-        <w:ind w:left="720"/>
-      </w:pPr>
-      <w:r>
-        <w:t xml:space="preserve">    ค</w:t>
-      </w:r>
-    </w:p>
-    <w:p>
-      <w:pPr>
-        <w:pStyle w:val="ListBullet"/>
-        <w:ind w:left="720"/>
-      </w:pPr>
-      <w:r>
-        <w:t xml:space="preserve">    ง</w:t>
-      </w:r>
-    </w:p>
-    <w:p/>
-    <w:p>
-      <w:r>
-        <w:rPr>
-          <w:sz w:val="24"/>
-        </w:rPr>
-        <w:t>ข้อ p3_l27_014: ครึ่งชีวิตของคาร์บอน-14 เท่ากับประมาณกี่ปี?</w:t>
-      </w:r>
-    </w:p>
-    <w:p>
-      <w:pPr>
-        <w:pStyle w:val="ListBullet"/>
-        <w:ind w:left="720"/>
-      </w:pPr>
-      <w:r>
-        <w:t xml:space="preserve">    ก</w:t>
-      </w:r>
-    </w:p>
-    <w:p>
-      <w:pPr>
-        <w:pStyle w:val="ListBullet"/>
-        <w:ind w:left="720"/>
-      </w:pPr>
-      <w:r>
-        <w:t xml:space="preserve">    ข</w:t>
-      </w:r>
-    </w:p>
-    <w:p>
-      <w:pPr>
-        <w:pStyle w:val="ListBullet"/>
-        <w:ind w:left="720"/>
-      </w:pPr>
-      <w:r>
-        <w:t xml:space="preserve">    ค</w:t>
-      </w:r>
-    </w:p>
-    <w:p>
-      <w:pPr>
-        <w:pStyle w:val="ListBullet"/>
-        <w:ind w:left="720"/>
-      </w:pPr>
-      <w:r>
-        <w:t xml:space="preserve">    ง</w:t>
-      </w:r>
-    </w:p>
-    <w:p/>
-    <w:p>
-      <w:r>
-        <w:rPr>
-          <w:sz w:val="24"/>
-        </w:rPr>
-        <w:t>ข้อ p3_l27_015: ไอโซโทปของยูเรเนียมที่ใช้เป็นเชื้อเพลิงในโรงไฟฟ้านิวเคลียร์คืออะไร?</w:t>
-      </w:r>
-    </w:p>
-    <w:p>
-      <w:pPr>
-        <w:pStyle w:val="ListBullet"/>
-        <w:ind w:left="720"/>
-      </w:pPr>
-      <w:r>
-        <w:t xml:space="preserve">    ก</w:t>
-      </w:r>
-    </w:p>
-    <w:p>
-      <w:pPr>
-        <w:pStyle w:val="ListBullet"/>
-        <w:ind w:left="720"/>
-      </w:pPr>
-      <w:r>
-        <w:t xml:space="preserve">    ข</w:t>
-      </w:r>
-    </w:p>
-    <w:p>
-      <w:pPr>
-        <w:pStyle w:val="ListBullet"/>
-        <w:ind w:left="720"/>
-      </w:pPr>
-      <w:r>
-        <w:t xml:space="preserve">    ค</w:t>
-      </w:r>
-    </w:p>
-    <w:p>
-      <w:pPr>
-        <w:pStyle w:val="ListBullet"/>
-        <w:ind w:left="720"/>
-      </w:pPr>
-      <w:r>
-        <w:t xml:space="preserve">    ง</w:t>
-      </w:r>
-    </w:p>
-    <w:p/>
-    <w:p>
-      <w:r>
-        <w:rPr>
-          <w:sz w:val="24"/>
-        </w:rPr>
-        <w:t>ข้อ p3_l27_016: กัมมันตภาพรังสี A (activity) ของสารกัมมันตรังสี มีความสัมพันธ์กับจำนวนนิวเคลียส N อย่างไร?</w:t>
-      </w:r>
-    </w:p>
-    <w:p>
-      <w:pPr>
-        <w:pStyle w:val="ListBullet"/>
-        <w:ind w:left="720"/>
-      </w:pPr>
-      <w:r>
-        <w:t xml:space="preserve">    ก</w:t>
-      </w:r>
-    </w:p>
-    <w:p>
-      <w:pPr>
-        <w:pStyle w:val="ListBullet"/>
-        <w:ind w:left="720"/>
-      </w:pPr>
-      <w:r>
-        <w:t xml:space="preserve">    ข</w:t>
-      </w:r>
-    </w:p>
-    <w:p>
-      <w:pPr>
-        <w:pStyle w:val="ListBullet"/>
-        <w:ind w:left="720"/>
-      </w:pPr>
-      <w:r>
-        <w:t xml:space="preserve">    ค</w:t>
-      </w:r>
-    </w:p>
-    <w:p>
-      <w:pPr>
-        <w:pStyle w:val="ListBullet"/>
-        <w:ind w:left="720"/>
-      </w:pPr>
-      <w:r>
-        <w:t xml:space="preserve">    ง</w:t>
-      </w:r>
-    </w:p>
-    <w:p/>
-    <w:p>
-      <w:r>
-        <w:rPr>
-          <w:sz w:val="24"/>
-        </w:rPr>
-        <w:t>ข้อ p3_l27_017: รังสีใดมีอำนาจทะลุทะลวงสูงที่สุด?</w:t>
-      </w:r>
-    </w:p>
-    <w:p>
-      <w:pPr>
-        <w:pStyle w:val="ListBullet"/>
-        <w:ind w:left="720"/>
-      </w:pPr>
-      <w:r>
-        <w:t xml:space="preserve">    ก</w:t>
-      </w:r>
-    </w:p>
-    <w:p>
-      <w:pPr>
-        <w:pStyle w:val="ListBullet"/>
-        <w:ind w:left="720"/>
-      </w:pPr>
-      <w:r>
-        <w:t xml:space="preserve">    ข</w:t>
-      </w:r>
-    </w:p>
-    <w:p>
-      <w:pPr>
-        <w:pStyle w:val="ListBullet"/>
-        <w:ind w:left="720"/>
-      </w:pPr>
-      <w:r>
-        <w:t xml:space="preserve">    ค</w:t>
-      </w:r>
-    </w:p>
-    <w:p>
-      <w:pPr>
-        <w:pStyle w:val="ListBullet"/>
-        <w:ind w:left="720"/>
-      </w:pPr>
-      <w:r>
-        <w:t xml:space="preserve">    ง</w:t>
-      </w:r>
-    </w:p>
-    <w:p/>
-    <w:p>
-      <w:r>
-        <w:rPr>
-          <w:sz w:val="24"/>
-        </w:rPr>
-        <w:t>ข้อ p3_l27_018: หลังจาก 3 ครึ่งชีวิต สารกัมมันตรังสีจะเหลือกี่เปอร์เซ็นต์ของจำนวนเริ่มต้น?</w:t>
+        <w:t>8. การหาอายุด้วยคาร์บอน-14 ใช้หลักการอะไร?</w:t>
       </w:r>
     </w:p>
     <w:p>
@@ -913,7 +435,208 @@
               <a:graphicData uri="http://schemas.openxmlformats.org/drawingml/2006/picture">
                 <pic:pic>
                   <pic:nvPicPr>
-                    <pic:cNvPr id="0" name="physics_img_q3_l27_011.png"/>
+                    <pic:cNvPr id="0" name="physics_img_5.png"/>
+                    <pic:cNvPicPr/>
+                  </pic:nvPicPr>
+                  <pic:blipFill>
+                    <a:blip r:embed="rId10"/>
+                    <a:stretch>
+                      <a:fillRect/>
+                    </a:stretch>
+                  </pic:blipFill>
+                  <pic:spPr>
+                    <a:xfrm>
+                      <a:off x="0" y="0"/>
+                      <a:ext cx="1828800" cy="1359877"/>
+                    </a:xfrm>
+                    <a:prstGeom prst="rect"/>
+                  </pic:spPr>
+                </pic:pic>
+              </a:graphicData>
+            </a:graphic>
+          </wp:inline>
+        </w:drawing>
+      </w:r>
+    </w:p>
+    <w:p/>
+    <w:p>
+      <w:pPr>
+        <w:ind w:left="720"/>
+      </w:pPr>
+      <w:r>
+        <w:t xml:space="preserve">    1. ก</w:t>
+      </w:r>
+    </w:p>
+    <w:p>
+      <w:pPr>
+        <w:ind w:left="720"/>
+      </w:pPr>
+      <w:r>
+        <w:t xml:space="preserve">    2. ข</w:t>
+      </w:r>
+    </w:p>
+    <w:p>
+      <w:pPr>
+        <w:ind w:left="720"/>
+      </w:pPr>
+      <w:r>
+        <w:t xml:space="preserve">    3. ค</w:t>
+      </w:r>
+    </w:p>
+    <w:p>
+      <w:pPr>
+        <w:ind w:left="720"/>
+      </w:pPr>
+      <w:r>
+        <w:t xml:space="preserve">    4. ง</w:t>
+      </w:r>
+    </w:p>
+    <w:p/>
+    <w:p>
+      <w:r>
+        <w:rPr>
+          <w:sz w:val="24"/>
+        </w:rPr>
+        <w:t>9. พลังงานยึดเหนี่ยวนิวเคลียร์ (nuclear binding energy) คืออะไร?</w:t>
+      </w:r>
+    </w:p>
+    <w:p>
+      <w:pPr>
+        <w:ind w:left="720"/>
+      </w:pPr>
+      <w:r>
+        <w:t xml:space="preserve">    1. ก</w:t>
+      </w:r>
+    </w:p>
+    <w:p>
+      <w:pPr>
+        <w:ind w:left="720"/>
+      </w:pPr>
+      <w:r>
+        <w:t xml:space="preserve">    2. ข</w:t>
+      </w:r>
+    </w:p>
+    <w:p>
+      <w:pPr>
+        <w:ind w:left="720"/>
+      </w:pPr>
+      <w:r>
+        <w:t xml:space="preserve">    3. ค</w:t>
+      </w:r>
+    </w:p>
+    <w:p>
+      <w:pPr>
+        <w:ind w:left="720"/>
+      </w:pPr>
+      <w:r>
+        <w:t xml:space="preserve">    4. ง</w:t>
+      </w:r>
+    </w:p>
+    <w:p/>
+    <w:p>
+      <w:r>
+        <w:rPr>
+          <w:sz w:val="24"/>
+        </w:rPr>
+        <w:t>10. อนุภาค β⁻ ที่ปล่อยออกมาจากการสลายตัวแบบเบต้าลบ คืออะไร?</w:t>
+      </w:r>
+    </w:p>
+    <w:p>
+      <w:pPr>
+        <w:ind w:left="720"/>
+      </w:pPr>
+      <w:r>
+        <w:t xml:space="preserve">    1. ก</w:t>
+      </w:r>
+    </w:p>
+    <w:p>
+      <w:pPr>
+        <w:ind w:left="720"/>
+      </w:pPr>
+      <w:r>
+        <w:t xml:space="preserve">    2. ข</w:t>
+      </w:r>
+    </w:p>
+    <w:p>
+      <w:pPr>
+        <w:ind w:left="720"/>
+      </w:pPr>
+      <w:r>
+        <w:t xml:space="preserve">    3. ค</w:t>
+      </w:r>
+    </w:p>
+    <w:p>
+      <w:pPr>
+        <w:ind w:left="720"/>
+      </w:pPr>
+      <w:r>
+        <w:t xml:space="preserve">    4. ง</w:t>
+      </w:r>
+    </w:p>
+    <w:p/>
+    <w:p>
+      <w:r>
+        <w:rPr>
+          <w:sz w:val="24"/>
+        </w:rPr>
+        <w:t>11. สารกัมมันตรังสีมีครึ่งชีวิต 6 ชั่วโมง ถ้าเริ่มต้นมี 80 g หลังผ่านไป 18 ชั่วโมง จะเหลือกี่กรัม?</w:t>
+      </w:r>
+    </w:p>
+    <w:p>
+      <w:pPr>
+        <w:ind w:left="720"/>
+      </w:pPr>
+      <w:r>
+        <w:t xml:space="preserve">    1. ก</w:t>
+      </w:r>
+    </w:p>
+    <w:p>
+      <w:pPr>
+        <w:ind w:left="720"/>
+      </w:pPr>
+      <w:r>
+        <w:t xml:space="preserve">    2. ข</w:t>
+      </w:r>
+    </w:p>
+    <w:p>
+      <w:pPr>
+        <w:ind w:left="720"/>
+      </w:pPr>
+      <w:r>
+        <w:t xml:space="preserve">    3. ค</w:t>
+      </w:r>
+    </w:p>
+    <w:p>
+      <w:pPr>
+        <w:ind w:left="720"/>
+      </w:pPr>
+      <w:r>
+        <w:t xml:space="preserve">    4. ง</w:t>
+      </w:r>
+    </w:p>
+    <w:p/>
+    <w:p>
+      <w:r>
+        <w:rPr>
+          <w:sz w:val="24"/>
+        </w:rPr>
+        <w:t>12. ค่าคงที่การสลายตัว λ ของไอโซโทปที่มีครึ่งชีวิต 10 วัน มีค่าเท่าใด?</w:t>
+      </w:r>
+    </w:p>
+    <w:p>
+      <w:r>
+        <w:drawing>
+          <wp:inline xmlns:a="http://schemas.openxmlformats.org/drawingml/2006/main" xmlns:pic="http://schemas.openxmlformats.org/drawingml/2006/picture">
+            <wp:extent cx="1828800" cy="1359877"/>
+            <wp:docPr id="5" name="Picture 5"/>
+            <wp:cNvGraphicFramePr>
+              <a:graphicFrameLocks noChangeAspect="1"/>
+            </wp:cNvGraphicFramePr>
+            <a:graphic>
+              <a:graphicData uri="http://schemas.openxmlformats.org/drawingml/2006/picture">
+                <pic:pic>
+                  <pic:nvPicPr>
+                    <pic:cNvPr id="0" name="physics_img_7.png"/>
                     <pic:cNvPicPr/>
                   </pic:nvPicPr>
                   <pic:blipFill>
@@ -939,38 +662,34 @@
     <w:p/>
     <w:p>
       <w:pPr>
-        <w:pStyle w:val="ListBullet"/>
         <w:ind w:left="720"/>
       </w:pPr>
       <w:r>
-        <w:t xml:space="preserve">    ก</w:t>
+        <w:t xml:space="preserve">    1. ก</w:t>
       </w:r>
     </w:p>
     <w:p>
       <w:pPr>
-        <w:pStyle w:val="ListBullet"/>
         <w:ind w:left="720"/>
       </w:pPr>
       <w:r>
-        <w:t xml:space="preserve">    ข</w:t>
+        <w:t xml:space="preserve">    2. ข</w:t>
       </w:r>
     </w:p>
     <w:p>
       <w:pPr>
-        <w:pStyle w:val="ListBullet"/>
         <w:ind w:left="720"/>
       </w:pPr>
       <w:r>
-        <w:t xml:space="preserve">    ค</w:t>
+        <w:t xml:space="preserve">    3. ค</w:t>
       </w:r>
     </w:p>
     <w:p>
       <w:pPr>
-        <w:pStyle w:val="ListBullet"/>
         <w:ind w:left="720"/>
       </w:pPr>
       <w:r>
-        <w:t xml:space="preserve">    ง</w:t>
+        <w:t xml:space="preserve">    4. ง</w:t>
       </w:r>
     </w:p>
     <w:p/>
@@ -979,43 +698,39 @@
         <w:rPr>
           <w:sz w:val="24"/>
         </w:rPr>
-        <w:t>ข้อ p3_l27_019: นิวเคลียร์ธาตุเหล็ก-56 (²⁶Fe⁵⁶) มีจำนวนโปรตอน นิวตรอน และอิเล็กตรออนเท่าใด?</w:t>
+        <w:t>13. เมื่อนิวเคลียส Y-90 (Z=39, A=90) สลายตัวโดยปล่อย β⁻ ผลที่ได้คือนิวเคลียสใหม่ที่มี Z และ A เท่าใด?</w:t>
       </w:r>
     </w:p>
     <w:p>
       <w:pPr>
-        <w:pStyle w:val="ListBullet"/>
         <w:ind w:left="720"/>
       </w:pPr>
       <w:r>
-        <w:t xml:space="preserve">    ก</w:t>
+        <w:t xml:space="preserve">    1. ก</w:t>
       </w:r>
     </w:p>
     <w:p>
       <w:pPr>
-        <w:pStyle w:val="ListBullet"/>
         <w:ind w:left="720"/>
       </w:pPr>
       <w:r>
-        <w:t xml:space="preserve">    ข</w:t>
+        <w:t xml:space="preserve">    2. ข</w:t>
       </w:r>
     </w:p>
     <w:p>
       <w:pPr>
-        <w:pStyle w:val="ListBullet"/>
         <w:ind w:left="720"/>
       </w:pPr>
       <w:r>
-        <w:t xml:space="preserve">    ค</w:t>
+        <w:t xml:space="preserve">    3. ค</w:t>
       </w:r>
     </w:p>
     <w:p>
       <w:pPr>
-        <w:pStyle w:val="ListBullet"/>
         <w:ind w:left="720"/>
       </w:pPr>
       <w:r>
-        <w:t xml:space="preserve">    ง</w:t>
+        <w:t xml:space="preserve">    4. ง</w:t>
       </w:r>
     </w:p>
     <w:p/>
@@ -1024,43 +739,76 @@
         <w:rPr>
           <w:sz w:val="24"/>
         </w:rPr>
-        <w:t>ข้อ p3_l27_020: นิวเคลียส Rn-222 (Z=86) สลายตัวโดยปล่อย α จะได้นิวเคลียสใหม่ที่มี Z และ A เท่าใด?</w:t>
+        <w:t>14. ครึ่งชีวิตของคาร์บอน-14 เท่ากับประมาณกี่ปี?</w:t>
+      </w:r>
+    </w:p>
+    <w:p>
+      <w:r>
+        <w:drawing>
+          <wp:inline xmlns:a="http://schemas.openxmlformats.org/drawingml/2006/main" xmlns:pic="http://schemas.openxmlformats.org/drawingml/2006/picture">
+            <wp:extent cx="1828800" cy="1359877"/>
+            <wp:docPr id="6" name="Picture 6"/>
+            <wp:cNvGraphicFramePr>
+              <a:graphicFrameLocks noChangeAspect="1"/>
+            </wp:cNvGraphicFramePr>
+            <a:graphic>
+              <a:graphicData uri="http://schemas.openxmlformats.org/drawingml/2006/picture">
+                <pic:pic>
+                  <pic:nvPicPr>
+                    <pic:cNvPr id="0" name="physics_img_5.png"/>
+                    <pic:cNvPicPr/>
+                  </pic:nvPicPr>
+                  <pic:blipFill>
+                    <a:blip r:embed="rId10"/>
+                    <a:stretch>
+                      <a:fillRect/>
+                    </a:stretch>
+                  </pic:blipFill>
+                  <pic:spPr>
+                    <a:xfrm>
+                      <a:off x="0" y="0"/>
+                      <a:ext cx="1828800" cy="1359877"/>
+                    </a:xfrm>
+                    <a:prstGeom prst="rect"/>
+                  </pic:spPr>
+                </pic:pic>
+              </a:graphicData>
+            </a:graphic>
+          </wp:inline>
+        </w:drawing>
+      </w:r>
+    </w:p>
+    <w:p/>
+    <w:p>
+      <w:pPr>
+        <w:ind w:left="720"/>
+      </w:pPr>
+      <w:r>
+        <w:t xml:space="preserve">    1. ก</w:t>
       </w:r>
     </w:p>
     <w:p>
       <w:pPr>
-        <w:pStyle w:val="ListBullet"/>
         <w:ind w:left="720"/>
       </w:pPr>
       <w:r>
-        <w:t xml:space="preserve">    ก</w:t>
+        <w:t xml:space="preserve">    2. ข</w:t>
       </w:r>
     </w:p>
     <w:p>
       <w:pPr>
-        <w:pStyle w:val="ListBullet"/>
         <w:ind w:left="720"/>
       </w:pPr>
       <w:r>
-        <w:t xml:space="preserve">    ข</w:t>
+        <w:t xml:space="preserve">    3. ค</w:t>
       </w:r>
     </w:p>
     <w:p>
       <w:pPr>
-        <w:pStyle w:val="ListBullet"/>
         <w:ind w:left="720"/>
       </w:pPr>
       <w:r>
-        <w:t xml:space="preserve">    ค</w:t>
-      </w:r>
-    </w:p>
-    <w:p>
-      <w:pPr>
-        <w:pStyle w:val="ListBullet"/>
-        <w:ind w:left="720"/>
-      </w:pPr>
-      <w:r>
-        <w:t xml:space="preserve">    ง</w:t>
+        <w:t xml:space="preserve">    4. ง</w:t>
       </w:r>
     </w:p>
     <w:p/>
@@ -1069,7 +817,48 @@
         <w:rPr>
           <w:sz w:val="24"/>
         </w:rPr>
-        <w:t>ข้อ p3_l27_021: สารกัมมันตรังสี 10 mg มีครึ่งชีวิต 5 วัน หลัง 20 วันจะเหลือกี่มิลลิกรัม?</w:t>
+        <w:t>15. ไอโซโทปของยูเรเนียมที่ใช้เป็นเชื้อเพลิงในโรงไฟฟ้านิวเคลียร์คืออะไร?</w:t>
+      </w:r>
+    </w:p>
+    <w:p>
+      <w:pPr>
+        <w:ind w:left="720"/>
+      </w:pPr>
+      <w:r>
+        <w:t xml:space="preserve">    1. ก</w:t>
+      </w:r>
+    </w:p>
+    <w:p>
+      <w:pPr>
+        <w:ind w:left="720"/>
+      </w:pPr>
+      <w:r>
+        <w:t xml:space="preserve">    2. ข</w:t>
+      </w:r>
+    </w:p>
+    <w:p>
+      <w:pPr>
+        <w:ind w:left="720"/>
+      </w:pPr>
+      <w:r>
+        <w:t xml:space="preserve">    3. ค</w:t>
+      </w:r>
+    </w:p>
+    <w:p>
+      <w:pPr>
+        <w:ind w:left="720"/>
+      </w:pPr>
+      <w:r>
+        <w:t xml:space="preserve">    4. ง</w:t>
+      </w:r>
+    </w:p>
+    <w:p/>
+    <w:p>
+      <w:r>
+        <w:rPr>
+          <w:sz w:val="24"/>
+        </w:rPr>
+        <w:t>16. กัมมันตภาพรังสี A (activity) ของสารกัมมันตรังสี มีความสัมพันธ์กับจำนวนนิวเคลียส N อย่างไร?</w:t>
       </w:r>
     </w:p>
     <w:p>
@@ -1077,7 +866,7 @@
         <w:drawing>
           <wp:inline xmlns:a="http://schemas.openxmlformats.org/drawingml/2006/main" xmlns:pic="http://schemas.openxmlformats.org/drawingml/2006/picture">
             <wp:extent cx="1828800" cy="1359877"/>
-            <wp:docPr id="5" name="Picture 5"/>
+            <wp:docPr id="7" name="Picture 7"/>
             <wp:cNvGraphicFramePr>
               <a:graphicFrameLocks noChangeAspect="1"/>
             </wp:cNvGraphicFramePr>
@@ -1085,7 +874,163 @@
               <a:graphicData uri="http://schemas.openxmlformats.org/drawingml/2006/picture">
                 <pic:pic>
                   <pic:nvPicPr>
-                    <pic:cNvPr id="0" name="physics_img_q3_l27_021.png"/>
+                    <pic:cNvPr id="0" name="physics_img_7.png"/>
+                    <pic:cNvPicPr/>
+                  </pic:nvPicPr>
+                  <pic:blipFill>
+                    <a:blip r:embed="rId11"/>
+                    <a:stretch>
+                      <a:fillRect/>
+                    </a:stretch>
+                  </pic:blipFill>
+                  <pic:spPr>
+                    <a:xfrm>
+                      <a:off x="0" y="0"/>
+                      <a:ext cx="1828800" cy="1359877"/>
+                    </a:xfrm>
+                    <a:prstGeom prst="rect"/>
+                  </pic:spPr>
+                </pic:pic>
+              </a:graphicData>
+            </a:graphic>
+          </wp:inline>
+        </w:drawing>
+      </w:r>
+    </w:p>
+    <w:p/>
+    <w:p>
+      <w:pPr>
+        <w:ind w:left="720"/>
+      </w:pPr>
+      <w:r>
+        <w:t xml:space="preserve">    1. ก</w:t>
+      </w:r>
+    </w:p>
+    <w:p>
+      <w:pPr>
+        <w:ind w:left="720"/>
+      </w:pPr>
+      <w:r>
+        <w:t xml:space="preserve">    2. ข</w:t>
+      </w:r>
+    </w:p>
+    <w:p>
+      <w:pPr>
+        <w:ind w:left="720"/>
+      </w:pPr>
+      <w:r>
+        <w:t xml:space="preserve">    3. ค</w:t>
+      </w:r>
+    </w:p>
+    <w:p>
+      <w:pPr>
+        <w:ind w:left="720"/>
+      </w:pPr>
+      <w:r>
+        <w:t xml:space="preserve">    4. ง</w:t>
+      </w:r>
+    </w:p>
+    <w:p/>
+    <w:p>
+      <w:r>
+        <w:rPr>
+          <w:sz w:val="24"/>
+        </w:rPr>
+        <w:t>17. รังสีใดมีอำนาจทะลุทะลวงสูงที่สุด?</w:t>
+      </w:r>
+    </w:p>
+    <w:p>
+      <w:r>
+        <w:drawing>
+          <wp:inline xmlns:a="http://schemas.openxmlformats.org/drawingml/2006/main" xmlns:pic="http://schemas.openxmlformats.org/drawingml/2006/picture">
+            <wp:extent cx="1828800" cy="1359877"/>
+            <wp:docPr id="8" name="Picture 8"/>
+            <wp:cNvGraphicFramePr>
+              <a:graphicFrameLocks noChangeAspect="1"/>
+            </wp:cNvGraphicFramePr>
+            <a:graphic>
+              <a:graphicData uri="http://schemas.openxmlformats.org/drawingml/2006/picture">
+                <pic:pic>
+                  <pic:nvPicPr>
+                    <pic:cNvPr id="0" name="physics_img_5.png"/>
+                    <pic:cNvPicPr/>
+                  </pic:nvPicPr>
+                  <pic:blipFill>
+                    <a:blip r:embed="rId10"/>
+                    <a:stretch>
+                      <a:fillRect/>
+                    </a:stretch>
+                  </pic:blipFill>
+                  <pic:spPr>
+                    <a:xfrm>
+                      <a:off x="0" y="0"/>
+                      <a:ext cx="1828800" cy="1359877"/>
+                    </a:xfrm>
+                    <a:prstGeom prst="rect"/>
+                  </pic:spPr>
+                </pic:pic>
+              </a:graphicData>
+            </a:graphic>
+          </wp:inline>
+        </w:drawing>
+      </w:r>
+    </w:p>
+    <w:p/>
+    <w:p>
+      <w:pPr>
+        <w:ind w:left="720"/>
+      </w:pPr>
+      <w:r>
+        <w:t xml:space="preserve">    1. ก</w:t>
+      </w:r>
+    </w:p>
+    <w:p>
+      <w:pPr>
+        <w:ind w:left="720"/>
+      </w:pPr>
+      <w:r>
+        <w:t xml:space="preserve">    2. ข</w:t>
+      </w:r>
+    </w:p>
+    <w:p>
+      <w:pPr>
+        <w:ind w:left="720"/>
+      </w:pPr>
+      <w:r>
+        <w:t xml:space="preserve">    3. ค</w:t>
+      </w:r>
+    </w:p>
+    <w:p>
+      <w:pPr>
+        <w:ind w:left="720"/>
+      </w:pPr>
+      <w:r>
+        <w:t xml:space="preserve">    4. ง</w:t>
+      </w:r>
+    </w:p>
+    <w:p/>
+    <w:p>
+      <w:r>
+        <w:rPr>
+          <w:sz w:val="24"/>
+        </w:rPr>
+        <w:t>18. หลังจาก 3 ครึ่งชีวิต สารกัมมันตรังสีจะเหลือกี่เปอร์เซ็นต์ของจำนวนเริ่มต้น?</w:t>
+      </w:r>
+    </w:p>
+    <w:p>
+      <w:r>
+        <w:drawing>
+          <wp:inline xmlns:a="http://schemas.openxmlformats.org/drawingml/2006/main" xmlns:pic="http://schemas.openxmlformats.org/drawingml/2006/picture">
+            <wp:extent cx="1828800" cy="1359877"/>
+            <wp:docPr id="9" name="Picture 9"/>
+            <wp:cNvGraphicFramePr>
+              <a:graphicFrameLocks noChangeAspect="1"/>
+            </wp:cNvGraphicFramePr>
+            <a:graphic>
+              <a:graphicData uri="http://schemas.openxmlformats.org/drawingml/2006/picture">
+                <pic:pic>
+                  <pic:nvPicPr>
+                    <pic:cNvPr id="0" name="physics_img_18.png"/>
                     <pic:cNvPicPr/>
                   </pic:nvPicPr>
                   <pic:blipFill>
@@ -1111,38 +1056,34 @@
     <w:p/>
     <w:p>
       <w:pPr>
-        <w:pStyle w:val="ListBullet"/>
         <w:ind w:left="720"/>
       </w:pPr>
       <w:r>
-        <w:t xml:space="preserve">    ก</w:t>
+        <w:t xml:space="preserve">    1. ก</w:t>
       </w:r>
     </w:p>
     <w:p>
       <w:pPr>
-        <w:pStyle w:val="ListBullet"/>
         <w:ind w:left="720"/>
       </w:pPr>
       <w:r>
-        <w:t xml:space="preserve">    ข</w:t>
+        <w:t xml:space="preserve">    2. ข</w:t>
       </w:r>
     </w:p>
     <w:p>
       <w:pPr>
-        <w:pStyle w:val="ListBullet"/>
         <w:ind w:left="720"/>
       </w:pPr>
       <w:r>
-        <w:t xml:space="preserve">    ค</w:t>
+        <w:t xml:space="preserve">    3. ค</w:t>
       </w:r>
     </w:p>
     <w:p>
       <w:pPr>
-        <w:pStyle w:val="ListBullet"/>
         <w:ind w:left="720"/>
       </w:pPr>
       <w:r>
-        <w:t xml:space="preserve">    ง</w:t>
+        <w:t xml:space="preserve">    4. ง</w:t>
       </w:r>
     </w:p>
     <w:p/>
@@ -1151,7 +1092,7 @@
         <w:rPr>
           <w:sz w:val="24"/>
         </w:rPr>
-        <w:t>ข้อ p3_l27_022: ซากดึกดำบรรพ์มี C-14 เหลือ 25% ของปกติ ซากดึกดำบรรพ์นี้มีอายุประมาณเท่าใด? (T½ C-14 = 5730 ปี)</w:t>
+        <w:t>19. นิวเคลียร์ธาตุเหล็ก-56 (²⁶Fe⁵⁶) มีจำนวนโปรตอน นิวตรอน และอิเล็กตรออนเท่าใด?</w:t>
       </w:r>
     </w:p>
     <w:p>
@@ -1159,7 +1100,7 @@
         <w:drawing>
           <wp:inline xmlns:a="http://schemas.openxmlformats.org/drawingml/2006/main" xmlns:pic="http://schemas.openxmlformats.org/drawingml/2006/picture">
             <wp:extent cx="1828800" cy="1359877"/>
-            <wp:docPr id="6" name="Picture 6"/>
+            <wp:docPr id="10" name="Picture 10"/>
             <wp:cNvGraphicFramePr>
               <a:graphicFrameLocks noChangeAspect="1"/>
             </wp:cNvGraphicFramePr>
@@ -1167,7 +1108,7 @@
               <a:graphicData uri="http://schemas.openxmlformats.org/drawingml/2006/picture">
                 <pic:pic>
                   <pic:nvPicPr>
-                    <pic:cNvPr id="0" name="physics_img_q3_l27_008.png"/>
+                    <pic:cNvPr id="0" name="physics_img_1.png"/>
                     <pic:cNvPicPr/>
                   </pic:nvPicPr>
                   <pic:blipFill>
@@ -1193,38 +1134,34 @@
     <w:p/>
     <w:p>
       <w:pPr>
-        <w:pStyle w:val="ListBullet"/>
         <w:ind w:left="720"/>
       </w:pPr>
       <w:r>
-        <w:t xml:space="preserve">    ก</w:t>
+        <w:t xml:space="preserve">    1. ก</w:t>
       </w:r>
     </w:p>
     <w:p>
       <w:pPr>
-        <w:pStyle w:val="ListBullet"/>
         <w:ind w:left="720"/>
       </w:pPr>
       <w:r>
-        <w:t xml:space="preserve">    ข</w:t>
+        <w:t xml:space="preserve">    2. ข</w:t>
       </w:r>
     </w:p>
     <w:p>
       <w:pPr>
-        <w:pStyle w:val="ListBullet"/>
         <w:ind w:left="720"/>
       </w:pPr>
       <w:r>
-        <w:t xml:space="preserve">    ค</w:t>
+        <w:t xml:space="preserve">    3. ค</w:t>
       </w:r>
     </w:p>
     <w:p>
       <w:pPr>
-        <w:pStyle w:val="ListBullet"/>
         <w:ind w:left="720"/>
       </w:pPr>
       <w:r>
-        <w:t xml:space="preserve">    ง</w:t>
+        <w:t xml:space="preserve">    4. ง</w:t>
       </w:r>
     </w:p>
     <w:p/>
@@ -1233,43 +1170,39 @@
         <w:rPr>
           <w:sz w:val="24"/>
         </w:rPr>
-        <w:t>ข้อ p3_l27_023: เมื่อโปรตอนในนิวเคลียร์เปลี่ยนเป็นนิวตรอน จะปล่อยอะไรออกมา?</w:t>
+        <w:t>20. นิวเคลียส Rn-222 (Z=86) สลายตัวโดยปล่อย α จะได้นิวเคลียสใหม่ที่มี Z และ A เท่าใด?</w:t>
       </w:r>
     </w:p>
     <w:p>
       <w:pPr>
-        <w:pStyle w:val="ListBullet"/>
         <w:ind w:left="720"/>
       </w:pPr>
       <w:r>
-        <w:t xml:space="preserve">    ก</w:t>
+        <w:t xml:space="preserve">    1. ก</w:t>
       </w:r>
     </w:p>
     <w:p>
       <w:pPr>
-        <w:pStyle w:val="ListBullet"/>
         <w:ind w:left="720"/>
       </w:pPr>
       <w:r>
-        <w:t xml:space="preserve">    ข</w:t>
+        <w:t xml:space="preserve">    2. ข</w:t>
       </w:r>
     </w:p>
     <w:p>
       <w:pPr>
-        <w:pStyle w:val="ListBullet"/>
         <w:ind w:left="720"/>
       </w:pPr>
       <w:r>
-        <w:t xml:space="preserve">    ค</w:t>
+        <w:t xml:space="preserve">    3. ค</w:t>
       </w:r>
     </w:p>
     <w:p>
       <w:pPr>
-        <w:pStyle w:val="ListBullet"/>
         <w:ind w:left="720"/>
       </w:pPr>
       <w:r>
-        <w:t xml:space="preserve">    ง</w:t>
+        <w:t xml:space="preserve">    4. ง</w:t>
       </w:r>
     </w:p>
     <w:p/>
@@ -1278,7 +1211,48 @@
         <w:rPr>
           <w:sz w:val="24"/>
         </w:rPr>
-        <w:t>ข้อ p3_l27_024: สารกัมมันตรังสีมีค่าคงที่การสลายตัว λ = 0.01 ชม.⁻¹ ครึ่งชีวิตเท่ากับเท่าใด?</w:t>
+        <w:t>21. สารกัมมันตรังสี 10 mg มีครึ่งชีวิต 5 วัน หลัง 20 วันจะเหลือกี่มิลลิกรัม?</w:t>
+      </w:r>
+    </w:p>
+    <w:p>
+      <w:pPr>
+        <w:ind w:left="720"/>
+      </w:pPr>
+      <w:r>
+        <w:t xml:space="preserve">    1. ก</w:t>
+      </w:r>
+    </w:p>
+    <w:p>
+      <w:pPr>
+        <w:ind w:left="720"/>
+      </w:pPr>
+      <w:r>
+        <w:t xml:space="preserve">    2. ข</w:t>
+      </w:r>
+    </w:p>
+    <w:p>
+      <w:pPr>
+        <w:ind w:left="720"/>
+      </w:pPr>
+      <w:r>
+        <w:t xml:space="preserve">    3. ค</w:t>
+      </w:r>
+    </w:p>
+    <w:p>
+      <w:pPr>
+        <w:ind w:left="720"/>
+      </w:pPr>
+      <w:r>
+        <w:t xml:space="preserve">    4. ง</w:t>
+      </w:r>
+    </w:p>
+    <w:p/>
+    <w:p>
+      <w:r>
+        <w:rPr>
+          <w:sz w:val="24"/>
+        </w:rPr>
+        <w:t>22. ซากดึกดำบรรพ์มี C-14 เหลือ 25% ของปกติ ซากดึกดำบรรพ์นี้มีอายุประมาณเท่าใด? (T½ C-14 = 5730 ปี)</w:t>
       </w:r>
     </w:p>
     <w:p>
@@ -1286,7 +1260,7 @@
         <w:drawing>
           <wp:inline xmlns:a="http://schemas.openxmlformats.org/drawingml/2006/main" xmlns:pic="http://schemas.openxmlformats.org/drawingml/2006/picture">
             <wp:extent cx="1828800" cy="1359877"/>
-            <wp:docPr id="7" name="Picture 7"/>
+            <wp:docPr id="11" name="Picture 11"/>
             <wp:cNvGraphicFramePr>
               <a:graphicFrameLocks noChangeAspect="1"/>
             </wp:cNvGraphicFramePr>
@@ -1294,11 +1268,11 @@
               <a:graphicData uri="http://schemas.openxmlformats.org/drawingml/2006/picture">
                 <pic:pic>
                   <pic:nvPicPr>
-                    <pic:cNvPr id="0" name="physics_img_q3_l27_011.png"/>
+                    <pic:cNvPr id="0" name="physics_img_5.png"/>
                     <pic:cNvPicPr/>
                   </pic:nvPicPr>
                   <pic:blipFill>
-                    <a:blip r:embed="rId11"/>
+                    <a:blip r:embed="rId10"/>
                     <a:stretch>
                       <a:fillRect/>
                     </a:stretch>
@@ -1320,38 +1294,34 @@
     <w:p/>
     <w:p>
       <w:pPr>
-        <w:pStyle w:val="ListBullet"/>
         <w:ind w:left="720"/>
       </w:pPr>
       <w:r>
-        <w:t xml:space="preserve">    ก</w:t>
+        <w:t xml:space="preserve">    1. ก</w:t>
       </w:r>
     </w:p>
     <w:p>
       <w:pPr>
-        <w:pStyle w:val="ListBullet"/>
         <w:ind w:left="720"/>
       </w:pPr>
       <w:r>
-        <w:t xml:space="preserve">    ข</w:t>
+        <w:t xml:space="preserve">    2. ข</w:t>
       </w:r>
     </w:p>
     <w:p>
       <w:pPr>
-        <w:pStyle w:val="ListBullet"/>
         <w:ind w:left="720"/>
       </w:pPr>
       <w:r>
-        <w:t xml:space="preserve">    ค</w:t>
+        <w:t xml:space="preserve">    3. ค</w:t>
       </w:r>
     </w:p>
     <w:p>
       <w:pPr>
-        <w:pStyle w:val="ListBullet"/>
         <w:ind w:left="720"/>
       </w:pPr>
       <w:r>
-        <w:t xml:space="preserve">    ง</w:t>
+        <w:t xml:space="preserve">    4. ง</w:t>
       </w:r>
     </w:p>
     <w:p/>
@@ -1360,7 +1330,7 @@
         <w:rPr>
           <w:sz w:val="24"/>
         </w:rPr>
-        <w:t>ข้อ p3_l27_025: นิวเคลียสกัมมันตรังสีมีจำนวนเริ่มต้น 10¹² นิวเคลียส และมี λ = 0.1 วินาที⁻¹ กัมมันตภาพรังสีเริ่มต้นเท่ากับเท่าใด?</w:t>
+        <w:t>23. เมื่อโปรตอนในนิวเคลียร์เปลี่ยนเป็นนิวตรอน จะปล่อยอะไรออกมา?</w:t>
       </w:r>
     </w:p>
     <w:p>
@@ -1368,7 +1338,7 @@
         <w:drawing>
           <wp:inline xmlns:a="http://schemas.openxmlformats.org/drawingml/2006/main" xmlns:pic="http://schemas.openxmlformats.org/drawingml/2006/picture">
             <wp:extent cx="1828800" cy="1359877"/>
-            <wp:docPr id="8" name="Picture 8"/>
+            <wp:docPr id="12" name="Picture 12"/>
             <wp:cNvGraphicFramePr>
               <a:graphicFrameLocks noChangeAspect="1"/>
             </wp:cNvGraphicFramePr>
@@ -1376,11 +1346,11 @@
               <a:graphicData uri="http://schemas.openxmlformats.org/drawingml/2006/picture">
                 <pic:pic>
                   <pic:nvPicPr>
-                    <pic:cNvPr id="0" name="physics_img_q3_l27_021.png"/>
+                    <pic:cNvPr id="0" name="physics_img_5.png"/>
                     <pic:cNvPicPr/>
                   </pic:nvPicPr>
                   <pic:blipFill>
-                    <a:blip r:embed="rId12"/>
+                    <a:blip r:embed="rId10"/>
                     <a:stretch>
                       <a:fillRect/>
                     </a:stretch>
@@ -1402,38 +1372,116 @@
     <w:p/>
     <w:p>
       <w:pPr>
-        <w:pStyle w:val="ListBullet"/>
         <w:ind w:left="720"/>
       </w:pPr>
       <w:r>
-        <w:t xml:space="preserve">    ก</w:t>
+        <w:t xml:space="preserve">    1. ก</w:t>
       </w:r>
     </w:p>
     <w:p>
       <w:pPr>
-        <w:pStyle w:val="ListBullet"/>
         <w:ind w:left="720"/>
       </w:pPr>
       <w:r>
-        <w:t xml:space="preserve">    ข</w:t>
+        <w:t xml:space="preserve">    2. ข</w:t>
       </w:r>
     </w:p>
     <w:p>
       <w:pPr>
-        <w:pStyle w:val="ListBullet"/>
         <w:ind w:left="720"/>
       </w:pPr>
       <w:r>
-        <w:t xml:space="preserve">    ค</w:t>
+        <w:t xml:space="preserve">    3. ค</w:t>
       </w:r>
     </w:p>
     <w:p>
       <w:pPr>
-        <w:pStyle w:val="ListBullet"/>
         <w:ind w:left="720"/>
       </w:pPr>
       <w:r>
-        <w:t xml:space="preserve">    ง</w:t>
+        <w:t xml:space="preserve">    4. ง</w:t>
+      </w:r>
+    </w:p>
+    <w:p/>
+    <w:p>
+      <w:r>
+        <w:rPr>
+          <w:sz w:val="24"/>
+        </w:rPr>
+        <w:t>24. สารกัมมันตรังสีมีค่าคงที่การสลายตัว λ = 0.01 ชม.⁻¹ ครึ่งชีวิตเท่ากับเท่าใด?</w:t>
+      </w:r>
+    </w:p>
+    <w:p>
+      <w:pPr>
+        <w:ind w:left="720"/>
+      </w:pPr>
+      <w:r>
+        <w:t xml:space="preserve">    1. ก</w:t>
+      </w:r>
+    </w:p>
+    <w:p>
+      <w:pPr>
+        <w:ind w:left="720"/>
+      </w:pPr>
+      <w:r>
+        <w:t xml:space="preserve">    2. ข</w:t>
+      </w:r>
+    </w:p>
+    <w:p>
+      <w:pPr>
+        <w:ind w:left="720"/>
+      </w:pPr>
+      <w:r>
+        <w:t xml:space="preserve">    3. ค</w:t>
+      </w:r>
+    </w:p>
+    <w:p>
+      <w:pPr>
+        <w:ind w:left="720"/>
+      </w:pPr>
+      <w:r>
+        <w:t xml:space="preserve">    4. ง</w:t>
+      </w:r>
+    </w:p>
+    <w:p/>
+    <w:p>
+      <w:r>
+        <w:rPr>
+          <w:sz w:val="24"/>
+        </w:rPr>
+        <w:t>25. นิวเคลียสกัมมันตรังสีมีจำนวนเริ่มต้น 10¹² นิวเคลียส และมี λ = 0.1 วินาที⁻¹ กัมมันตภาพรังสีเริ่มต้นเท่ากับเท่าใด?</w:t>
+      </w:r>
+    </w:p>
+    <w:p>
+      <w:pPr>
+        <w:ind w:left="720"/>
+      </w:pPr>
+      <w:r>
+        <w:t xml:space="preserve">    1. ก</w:t>
+      </w:r>
+    </w:p>
+    <w:p>
+      <w:pPr>
+        <w:ind w:left="720"/>
+      </w:pPr>
+      <w:r>
+        <w:t xml:space="preserve">    2. ข</w:t>
+      </w:r>
+    </w:p>
+    <w:p>
+      <w:pPr>
+        <w:ind w:left="720"/>
+      </w:pPr>
+      <w:r>
+        <w:t xml:space="preserve">    3. ค</w:t>
+      </w:r>
+    </w:p>
+    <w:p>
+      <w:pPr>
+        <w:ind w:left="720"/>
+      </w:pPr>
+      <w:r>
+        <w:t xml:space="preserve">    4. ง</w:t>
       </w:r>
     </w:p>
     <w:p/>

--- a/physics_course/word/lesson27.docx
+++ b/physics_course/word/lesson27.docx
@@ -24,43 +24,6 @@
         <w:t>1. นิวเคลียสของอะตอมประกอบด้วยอนุภาคใด?</w:t>
       </w:r>
     </w:p>
-    <w:p>
-      <w:r>
-        <w:drawing>
-          <wp:inline xmlns:a="http://schemas.openxmlformats.org/drawingml/2006/main" xmlns:pic="http://schemas.openxmlformats.org/drawingml/2006/picture">
-            <wp:extent cx="1828800" cy="1359877"/>
-            <wp:docPr id="1" name="Picture 1"/>
-            <wp:cNvGraphicFramePr>
-              <a:graphicFrameLocks noChangeAspect="1"/>
-            </wp:cNvGraphicFramePr>
-            <a:graphic>
-              <a:graphicData uri="http://schemas.openxmlformats.org/drawingml/2006/picture">
-                <pic:pic>
-                  <pic:nvPicPr>
-                    <pic:cNvPr id="0" name="physics_img_1.png"/>
-                    <pic:cNvPicPr/>
-                  </pic:nvPicPr>
-                  <pic:blipFill>
-                    <a:blip r:embed="rId9"/>
-                    <a:stretch>
-                      <a:fillRect/>
-                    </a:stretch>
-                  </pic:blipFill>
-                  <pic:spPr>
-                    <a:xfrm>
-                      <a:off x="0" y="0"/>
-                      <a:ext cx="1828800" cy="1359877"/>
-                    </a:xfrm>
-                    <a:prstGeom prst="rect"/>
-                  </pic:spPr>
-                </pic:pic>
-              </a:graphicData>
-            </a:graphic>
-          </wp:inline>
-        </w:drawing>
-      </w:r>
-    </w:p>
-    <w:p/>
     <w:p>
       <w:pPr>
         <w:ind w:left="720"/>
@@ -226,43 +189,6 @@
       </w:r>
     </w:p>
     <w:p>
-      <w:r>
-        <w:drawing>
-          <wp:inline xmlns:a="http://schemas.openxmlformats.org/drawingml/2006/main" xmlns:pic="http://schemas.openxmlformats.org/drawingml/2006/picture">
-            <wp:extent cx="1828800" cy="1359877"/>
-            <wp:docPr id="2" name="Picture 2"/>
-            <wp:cNvGraphicFramePr>
-              <a:graphicFrameLocks noChangeAspect="1"/>
-            </wp:cNvGraphicFramePr>
-            <a:graphic>
-              <a:graphicData uri="http://schemas.openxmlformats.org/drawingml/2006/picture">
-                <pic:pic>
-                  <pic:nvPicPr>
-                    <pic:cNvPr id="0" name="physics_img_5.png"/>
-                    <pic:cNvPicPr/>
-                  </pic:nvPicPr>
-                  <pic:blipFill>
-                    <a:blip r:embed="rId10"/>
-                    <a:stretch>
-                      <a:fillRect/>
-                    </a:stretch>
-                  </pic:blipFill>
-                  <pic:spPr>
-                    <a:xfrm>
-                      <a:off x="0" y="0"/>
-                      <a:ext cx="1828800" cy="1359877"/>
-                    </a:xfrm>
-                    <a:prstGeom prst="rect"/>
-                  </pic:spPr>
-                </pic:pic>
-              </a:graphicData>
-            </a:graphic>
-          </wp:inline>
-        </w:drawing>
-      </w:r>
-    </w:p>
-    <w:p/>
-    <w:p>
       <w:pPr>
         <w:ind w:left="720"/>
       </w:pPr>
@@ -345,43 +271,6 @@
       </w:r>
     </w:p>
     <w:p>
-      <w:r>
-        <w:drawing>
-          <wp:inline xmlns:a="http://schemas.openxmlformats.org/drawingml/2006/main" xmlns:pic="http://schemas.openxmlformats.org/drawingml/2006/picture">
-            <wp:extent cx="1828800" cy="1359877"/>
-            <wp:docPr id="3" name="Picture 3"/>
-            <wp:cNvGraphicFramePr>
-              <a:graphicFrameLocks noChangeAspect="1"/>
-            </wp:cNvGraphicFramePr>
-            <a:graphic>
-              <a:graphicData uri="http://schemas.openxmlformats.org/drawingml/2006/picture">
-                <pic:pic>
-                  <pic:nvPicPr>
-                    <pic:cNvPr id="0" name="physics_img_7.png"/>
-                    <pic:cNvPicPr/>
-                  </pic:nvPicPr>
-                  <pic:blipFill>
-                    <a:blip r:embed="rId11"/>
-                    <a:stretch>
-                      <a:fillRect/>
-                    </a:stretch>
-                  </pic:blipFill>
-                  <pic:spPr>
-                    <a:xfrm>
-                      <a:off x="0" y="0"/>
-                      <a:ext cx="1828800" cy="1359877"/>
-                    </a:xfrm>
-                    <a:prstGeom prst="rect"/>
-                  </pic:spPr>
-                </pic:pic>
-              </a:graphicData>
-            </a:graphic>
-          </wp:inline>
-        </w:drawing>
-      </w:r>
-    </w:p>
-    <w:p/>
-    <w:p>
       <w:pPr>
         <w:ind w:left="720"/>
       </w:pPr>
@@ -422,43 +311,6 @@
         <w:t>8. การหาอายุด้วยคาร์บอน-14 ใช้หลักการอะไร?</w:t>
       </w:r>
     </w:p>
-    <w:p>
-      <w:r>
-        <w:drawing>
-          <wp:inline xmlns:a="http://schemas.openxmlformats.org/drawingml/2006/main" xmlns:pic="http://schemas.openxmlformats.org/drawingml/2006/picture">
-            <wp:extent cx="1828800" cy="1359877"/>
-            <wp:docPr id="4" name="Picture 4"/>
-            <wp:cNvGraphicFramePr>
-              <a:graphicFrameLocks noChangeAspect="1"/>
-            </wp:cNvGraphicFramePr>
-            <a:graphic>
-              <a:graphicData uri="http://schemas.openxmlformats.org/drawingml/2006/picture">
-                <pic:pic>
-                  <pic:nvPicPr>
-                    <pic:cNvPr id="0" name="physics_img_5.png"/>
-                    <pic:cNvPicPr/>
-                  </pic:nvPicPr>
-                  <pic:blipFill>
-                    <a:blip r:embed="rId10"/>
-                    <a:stretch>
-                      <a:fillRect/>
-                    </a:stretch>
-                  </pic:blipFill>
-                  <pic:spPr>
-                    <a:xfrm>
-                      <a:off x="0" y="0"/>
-                      <a:ext cx="1828800" cy="1359877"/>
-                    </a:xfrm>
-                    <a:prstGeom prst="rect"/>
-                  </pic:spPr>
-                </pic:pic>
-              </a:graphicData>
-            </a:graphic>
-          </wp:inline>
-        </w:drawing>
-      </w:r>
-    </w:p>
-    <w:p/>
     <w:p>
       <w:pPr>
         <w:ind w:left="720"/>
@@ -624,43 +476,6 @@
       </w:r>
     </w:p>
     <w:p>
-      <w:r>
-        <w:drawing>
-          <wp:inline xmlns:a="http://schemas.openxmlformats.org/drawingml/2006/main" xmlns:pic="http://schemas.openxmlformats.org/drawingml/2006/picture">
-            <wp:extent cx="1828800" cy="1359877"/>
-            <wp:docPr id="5" name="Picture 5"/>
-            <wp:cNvGraphicFramePr>
-              <a:graphicFrameLocks noChangeAspect="1"/>
-            </wp:cNvGraphicFramePr>
-            <a:graphic>
-              <a:graphicData uri="http://schemas.openxmlformats.org/drawingml/2006/picture">
-                <pic:pic>
-                  <pic:nvPicPr>
-                    <pic:cNvPr id="0" name="physics_img_7.png"/>
-                    <pic:cNvPicPr/>
-                  </pic:nvPicPr>
-                  <pic:blipFill>
-                    <a:blip r:embed="rId11"/>
-                    <a:stretch>
-                      <a:fillRect/>
-                    </a:stretch>
-                  </pic:blipFill>
-                  <pic:spPr>
-                    <a:xfrm>
-                      <a:off x="0" y="0"/>
-                      <a:ext cx="1828800" cy="1359877"/>
-                    </a:xfrm>
-                    <a:prstGeom prst="rect"/>
-                  </pic:spPr>
-                </pic:pic>
-              </a:graphicData>
-            </a:graphic>
-          </wp:inline>
-        </w:drawing>
-      </w:r>
-    </w:p>
-    <w:p/>
-    <w:p>
       <w:pPr>
         <w:ind w:left="720"/>
       </w:pPr>
@@ -742,43 +557,6 @@
         <w:t>14. ครึ่งชีวิตของคาร์บอน-14 เท่ากับประมาณกี่ปี?</w:t>
       </w:r>
     </w:p>
-    <w:p>
-      <w:r>
-        <w:drawing>
-          <wp:inline xmlns:a="http://schemas.openxmlformats.org/drawingml/2006/main" xmlns:pic="http://schemas.openxmlformats.org/drawingml/2006/picture">
-            <wp:extent cx="1828800" cy="1359877"/>
-            <wp:docPr id="6" name="Picture 6"/>
-            <wp:cNvGraphicFramePr>
-              <a:graphicFrameLocks noChangeAspect="1"/>
-            </wp:cNvGraphicFramePr>
-            <a:graphic>
-              <a:graphicData uri="http://schemas.openxmlformats.org/drawingml/2006/picture">
-                <pic:pic>
-                  <pic:nvPicPr>
-                    <pic:cNvPr id="0" name="physics_img_5.png"/>
-                    <pic:cNvPicPr/>
-                  </pic:nvPicPr>
-                  <pic:blipFill>
-                    <a:blip r:embed="rId10"/>
-                    <a:stretch>
-                      <a:fillRect/>
-                    </a:stretch>
-                  </pic:blipFill>
-                  <pic:spPr>
-                    <a:xfrm>
-                      <a:off x="0" y="0"/>
-                      <a:ext cx="1828800" cy="1359877"/>
-                    </a:xfrm>
-                    <a:prstGeom prst="rect"/>
-                  </pic:spPr>
-                </pic:pic>
-              </a:graphicData>
-            </a:graphic>
-          </wp:inline>
-        </w:drawing>
-      </w:r>
-    </w:p>
-    <w:p/>
     <w:p>
       <w:pPr>
         <w:ind w:left="720"/>
@@ -862,43 +640,6 @@
       </w:r>
     </w:p>
     <w:p>
-      <w:r>
-        <w:drawing>
-          <wp:inline xmlns:a="http://schemas.openxmlformats.org/drawingml/2006/main" xmlns:pic="http://schemas.openxmlformats.org/drawingml/2006/picture">
-            <wp:extent cx="1828800" cy="1359877"/>
-            <wp:docPr id="7" name="Picture 7"/>
-            <wp:cNvGraphicFramePr>
-              <a:graphicFrameLocks noChangeAspect="1"/>
-            </wp:cNvGraphicFramePr>
-            <a:graphic>
-              <a:graphicData uri="http://schemas.openxmlformats.org/drawingml/2006/picture">
-                <pic:pic>
-                  <pic:nvPicPr>
-                    <pic:cNvPr id="0" name="physics_img_7.png"/>
-                    <pic:cNvPicPr/>
-                  </pic:nvPicPr>
-                  <pic:blipFill>
-                    <a:blip r:embed="rId11"/>
-                    <a:stretch>
-                      <a:fillRect/>
-                    </a:stretch>
-                  </pic:blipFill>
-                  <pic:spPr>
-                    <a:xfrm>
-                      <a:off x="0" y="0"/>
-                      <a:ext cx="1828800" cy="1359877"/>
-                    </a:xfrm>
-                    <a:prstGeom prst="rect"/>
-                  </pic:spPr>
-                </pic:pic>
-              </a:graphicData>
-            </a:graphic>
-          </wp:inline>
-        </w:drawing>
-      </w:r>
-    </w:p>
-    <w:p/>
-    <w:p>
       <w:pPr>
         <w:ind w:left="720"/>
       </w:pPr>
@@ -939,43 +680,6 @@
         <w:t>17. รังสีใดมีอำนาจทะลุทะลวงสูงที่สุด?</w:t>
       </w:r>
     </w:p>
-    <w:p>
-      <w:r>
-        <w:drawing>
-          <wp:inline xmlns:a="http://schemas.openxmlformats.org/drawingml/2006/main" xmlns:pic="http://schemas.openxmlformats.org/drawingml/2006/picture">
-            <wp:extent cx="1828800" cy="1359877"/>
-            <wp:docPr id="8" name="Picture 8"/>
-            <wp:cNvGraphicFramePr>
-              <a:graphicFrameLocks noChangeAspect="1"/>
-            </wp:cNvGraphicFramePr>
-            <a:graphic>
-              <a:graphicData uri="http://schemas.openxmlformats.org/drawingml/2006/picture">
-                <pic:pic>
-                  <pic:nvPicPr>
-                    <pic:cNvPr id="0" name="physics_img_5.png"/>
-                    <pic:cNvPicPr/>
-                  </pic:nvPicPr>
-                  <pic:blipFill>
-                    <a:blip r:embed="rId10"/>
-                    <a:stretch>
-                      <a:fillRect/>
-                    </a:stretch>
-                  </pic:blipFill>
-                  <pic:spPr>
-                    <a:xfrm>
-                      <a:off x="0" y="0"/>
-                      <a:ext cx="1828800" cy="1359877"/>
-                    </a:xfrm>
-                    <a:prstGeom prst="rect"/>
-                  </pic:spPr>
-                </pic:pic>
-              </a:graphicData>
-            </a:graphic>
-          </wp:inline>
-        </w:drawing>
-      </w:r>
-    </w:p>
-    <w:p/>
     <w:p>
       <w:pPr>
         <w:ind w:left="720"/>
@@ -1018,43 +722,6 @@
       </w:r>
     </w:p>
     <w:p>
-      <w:r>
-        <w:drawing>
-          <wp:inline xmlns:a="http://schemas.openxmlformats.org/drawingml/2006/main" xmlns:pic="http://schemas.openxmlformats.org/drawingml/2006/picture">
-            <wp:extent cx="1828800" cy="1359877"/>
-            <wp:docPr id="9" name="Picture 9"/>
-            <wp:cNvGraphicFramePr>
-              <a:graphicFrameLocks noChangeAspect="1"/>
-            </wp:cNvGraphicFramePr>
-            <a:graphic>
-              <a:graphicData uri="http://schemas.openxmlformats.org/drawingml/2006/picture">
-                <pic:pic>
-                  <pic:nvPicPr>
-                    <pic:cNvPr id="0" name="physics_img_18.png"/>
-                    <pic:cNvPicPr/>
-                  </pic:nvPicPr>
-                  <pic:blipFill>
-                    <a:blip r:embed="rId12"/>
-                    <a:stretch>
-                      <a:fillRect/>
-                    </a:stretch>
-                  </pic:blipFill>
-                  <pic:spPr>
-                    <a:xfrm>
-                      <a:off x="0" y="0"/>
-                      <a:ext cx="1828800" cy="1359877"/>
-                    </a:xfrm>
-                    <a:prstGeom prst="rect"/>
-                  </pic:spPr>
-                </pic:pic>
-              </a:graphicData>
-            </a:graphic>
-          </wp:inline>
-        </w:drawing>
-      </w:r>
-    </w:p>
-    <w:p/>
-    <w:p>
       <w:pPr>
         <w:ind w:left="720"/>
       </w:pPr>
@@ -1095,43 +762,6 @@
         <w:t>19. นิวเคลียร์ธาตุเหล็ก-56 (²⁶Fe⁵⁶) มีจำนวนโปรตอน นิวตรอน และอิเล็กตรออนเท่าใด?</w:t>
       </w:r>
     </w:p>
-    <w:p>
-      <w:r>
-        <w:drawing>
-          <wp:inline xmlns:a="http://schemas.openxmlformats.org/drawingml/2006/main" xmlns:pic="http://schemas.openxmlformats.org/drawingml/2006/picture">
-            <wp:extent cx="1828800" cy="1359877"/>
-            <wp:docPr id="10" name="Picture 10"/>
-            <wp:cNvGraphicFramePr>
-              <a:graphicFrameLocks noChangeAspect="1"/>
-            </wp:cNvGraphicFramePr>
-            <a:graphic>
-              <a:graphicData uri="http://schemas.openxmlformats.org/drawingml/2006/picture">
-                <pic:pic>
-                  <pic:nvPicPr>
-                    <pic:cNvPr id="0" name="physics_img_1.png"/>
-                    <pic:cNvPicPr/>
-                  </pic:nvPicPr>
-                  <pic:blipFill>
-                    <a:blip r:embed="rId9"/>
-                    <a:stretch>
-                      <a:fillRect/>
-                    </a:stretch>
-                  </pic:blipFill>
-                  <pic:spPr>
-                    <a:xfrm>
-                      <a:off x="0" y="0"/>
-                      <a:ext cx="1828800" cy="1359877"/>
-                    </a:xfrm>
-                    <a:prstGeom prst="rect"/>
-                  </pic:spPr>
-                </pic:pic>
-              </a:graphicData>
-            </a:graphic>
-          </wp:inline>
-        </w:drawing>
-      </w:r>
-    </w:p>
-    <w:p/>
     <w:p>
       <w:pPr>
         <w:ind w:left="720"/>
@@ -1256,43 +886,6 @@
       </w:r>
     </w:p>
     <w:p>
-      <w:r>
-        <w:drawing>
-          <wp:inline xmlns:a="http://schemas.openxmlformats.org/drawingml/2006/main" xmlns:pic="http://schemas.openxmlformats.org/drawingml/2006/picture">
-            <wp:extent cx="1828800" cy="1359877"/>
-            <wp:docPr id="11" name="Picture 11"/>
-            <wp:cNvGraphicFramePr>
-              <a:graphicFrameLocks noChangeAspect="1"/>
-            </wp:cNvGraphicFramePr>
-            <a:graphic>
-              <a:graphicData uri="http://schemas.openxmlformats.org/drawingml/2006/picture">
-                <pic:pic>
-                  <pic:nvPicPr>
-                    <pic:cNvPr id="0" name="physics_img_5.png"/>
-                    <pic:cNvPicPr/>
-                  </pic:nvPicPr>
-                  <pic:blipFill>
-                    <a:blip r:embed="rId10"/>
-                    <a:stretch>
-                      <a:fillRect/>
-                    </a:stretch>
-                  </pic:blipFill>
-                  <pic:spPr>
-                    <a:xfrm>
-                      <a:off x="0" y="0"/>
-                      <a:ext cx="1828800" cy="1359877"/>
-                    </a:xfrm>
-                    <a:prstGeom prst="rect"/>
-                  </pic:spPr>
-                </pic:pic>
-              </a:graphicData>
-            </a:graphic>
-          </wp:inline>
-        </w:drawing>
-      </w:r>
-    </w:p>
-    <w:p/>
-    <w:p>
       <w:pPr>
         <w:ind w:left="720"/>
       </w:pPr>
@@ -1333,43 +926,6 @@
         <w:t>23. เมื่อโปรตอนในนิวเคลียร์เปลี่ยนเป็นนิวตรอน จะปล่อยอะไรออกมา?</w:t>
       </w:r>
     </w:p>
-    <w:p>
-      <w:r>
-        <w:drawing>
-          <wp:inline xmlns:a="http://schemas.openxmlformats.org/drawingml/2006/main" xmlns:pic="http://schemas.openxmlformats.org/drawingml/2006/picture">
-            <wp:extent cx="1828800" cy="1359877"/>
-            <wp:docPr id="12" name="Picture 12"/>
-            <wp:cNvGraphicFramePr>
-              <a:graphicFrameLocks noChangeAspect="1"/>
-            </wp:cNvGraphicFramePr>
-            <a:graphic>
-              <a:graphicData uri="http://schemas.openxmlformats.org/drawingml/2006/picture">
-                <pic:pic>
-                  <pic:nvPicPr>
-                    <pic:cNvPr id="0" name="physics_img_5.png"/>
-                    <pic:cNvPicPr/>
-                  </pic:nvPicPr>
-                  <pic:blipFill>
-                    <a:blip r:embed="rId10"/>
-                    <a:stretch>
-                      <a:fillRect/>
-                    </a:stretch>
-                  </pic:blipFill>
-                  <pic:spPr>
-                    <a:xfrm>
-                      <a:off x="0" y="0"/>
-                      <a:ext cx="1828800" cy="1359877"/>
-                    </a:xfrm>
-                    <a:prstGeom prst="rect"/>
-                  </pic:spPr>
-                </pic:pic>
-              </a:graphicData>
-            </a:graphic>
-          </wp:inline>
-        </w:drawing>
-      </w:r>
-    </w:p>
-    <w:p/>
     <w:p>
       <w:pPr>
         <w:ind w:left="720"/>
